--- a/papers/P3_meta_analysis/ieee_tale/cover_letter.docx
+++ b/papers/P3_meta_analysis/ieee_tale/cover_letter.docx
@@ -410,7 +410,33 @@
         <w:pStyle w:val="Compact"/>
       </w:pPr>
       <w:r>
-        <w:t xml:space="preserve">The author declares one disclosed conflict of interest: the corpus includes one of the author’s own primary studies (Tokiwa 2025, manuscript in preparation, SUNBLAZE Co., Ltd.); inclusion is flagged and the LOSO design naturally handles per-study leakage.</w:t>
+        <w:t xml:space="preserve">The author declares one disclosed conflict of interest: the corpus includes one of the author’s own previously published primary studies — Tokiwa, E. (2025),</w:t>
+      </w:r>
+      <w:r>
+        <w:t xml:space="preserve"> </w:t>
+      </w:r>
+      <w:r>
+        <w:rPr>
+          <w:iCs/>
+          <w:i/>
+        </w:rPr>
+        <w:t xml:space="preserve">Who excels in online learning in Japan?</w:t>
+      </w:r>
+      <w:r>
+        <w:t xml:space="preserve">,</w:t>
+      </w:r>
+      <w:r>
+        <w:t xml:space="preserve"> </w:t>
+      </w:r>
+      <w:r>
+        <w:rPr>
+          <w:iCs/>
+          <w:i/>
+        </w:rPr>
+        <w:t xml:space="preserve">Frontiers in Psychology</w:t>
+      </w:r>
+      <w:r>
+        <w:t xml:space="preserve">, 16, 1420996 (CC BY, open access; https://doi.org/10.3389/fpsyg.2025.1420996). Inclusion is flagged in the corpus, and the leave-one-study-out (LOSO) cross-validation design naturally handles per-study leakage in the ML pipeline.</w:t>
       </w:r>
     </w:p>
     <w:p>

--- a/papers/P3_meta_analysis/ieee_tale/cover_letter.docx
+++ b/papers/P3_meta_analysis/ieee_tale/cover_letter.docx
@@ -276,7 +276,35 @@
         <w:pStyle w:val="BodyText"/>
       </w:pPr>
       <w:r>
-        <w:t xml:space="preserve">I acknowledge that IEEE’s preprint policy lists permitted preprint locations (arXiv, TechRxiv, PSPB-approved non-profit servers, institutional repositories, personal websites) and that Research Square may not appear on the PSPB-approved list. I therefore wish to flag, transparently:</w:t>
+        <w:t xml:space="preserve">I acknowledge that IEEE’s preprint policy lists permitted preprint locations (arXiv, TechRxiv, PSPB-approved non-profit servers, institutional repositories, personal websites) and that Research Square may not appear on the PSPB-approved list. The preprint is hosted on Research Square under CC BY 4.0; the author has full author rights to submit elsewhere and has not transferred copyright. Upon acceptance, the author will execute the IEEE Copyright Form per standard procedure.</w:t>
+      </w:r>
+    </w:p>
+    <w:p>
+      <w:pPr>
+        <w:pStyle w:val="BodyText"/>
+      </w:pPr>
+      <w:r>
+        <w:t xml:space="preserve">I have submitted a separate brief inquiry to the TALE 2026 chairs regarding (a) the explicit PSPB status of Research Square and (b) the availability of virtual presentation.</w:t>
+      </w:r>
+      <w:r>
+        <w:t xml:space="preserve"> </w:t>
+      </w:r>
+      <w:r>
+        <w:rPr>
+          <w:bCs/>
+          <w:b/>
+        </w:rPr>
+        <w:t xml:space="preserve">If Research Square is not acceptable for IEEE TALE, please advise; I will withdraw this submission rather than migrate the preprint to another server, since the parent preprint is the canonical reference for the broader research portfolio.</w:t>
+      </w:r>
+    </w:p>
+    <w:bookmarkEnd w:id="22"/>
+    <w:bookmarkStart w:id="23" w:name="statements"/>
+    <w:p>
+      <w:pPr>
+        <w:pStyle w:val="Heading2"/>
+      </w:pPr>
+      <w:r>
+        <w:t xml:space="preserve">Statements</w:t>
       </w:r>
     </w:p>
     <w:p>
@@ -288,7 +316,7 @@
         <w:pStyle w:val="Compact"/>
       </w:pPr>
       <w:r>
-        <w:t xml:space="preserve">The preprint is hosted on Research Square (commercial publisher Springer Nature, but operating the server as a non-profit-style preprint repository under CC BY 4.0). The author has full author rights to submit elsewhere and has not transferred copyright.</w:t>
+        <w:t xml:space="preserve">This is single-authored work. There are no co-authors.</w:t>
       </w:r>
     </w:p>
     <w:p>
@@ -300,51 +328,7 @@
         <w:pStyle w:val="Compact"/>
       </w:pPr>
       <w:r>
-        <w:t xml:space="preserve">Should the IEEE TALE chairs determine that the preprint must be migrated to an explicitly PSPB-approved venue (TechRxiv, arXiv, or an OSF-hosted preprint), the author is prepared to</w:t>
-      </w:r>
-      <w:r>
-        <w:t xml:space="preserve"> </w:t>
-      </w:r>
-      <w:r>
-        <w:rPr>
-          <w:bCs/>
-          <w:b/>
-        </w:rPr>
-        <w:t xml:space="preserve">migrate the preprint to TechRxiv</w:t>
-      </w:r>
-      <w:r>
-        <w:t xml:space="preserve"> </w:t>
-      </w:r>
-      <w:r>
-        <w:t xml:space="preserve">(or another PSPB-approved server) and to</w:t>
-      </w:r>
-      <w:r>
-        <w:t xml:space="preserve"> </w:t>
-      </w:r>
-      <w:r>
-        <w:rPr>
-          <w:bCs/>
-          <w:b/>
-        </w:rPr>
-        <w:t xml:space="preserve">withdraw the Research Square version</w:t>
-      </w:r>
-      <w:r>
-        <w:t xml:space="preserve"> </w:t>
-      </w:r>
-      <w:r>
-        <w:t xml:space="preserve">prior to camera-ready submission. The migration procedure is pre-prepared (</w:t>
-      </w:r>
-      <w:r>
-        <w:rPr>
-          <w:rStyle w:val="VerbatimChar"/>
-        </w:rPr>
-        <w:t xml:space="preserve">preprint_migration/README.md</w:t>
-      </w:r>
-      <w:r>
-        <w:t xml:space="preserve"> </w:t>
-      </w:r>
-      <w:r>
-        <w:t xml:space="preserve">in the author’s working repository).</w:t>
+        <w:t xml:space="preserve">The manuscript has not been published in any peer-reviewed venue and is not under consideration elsewhere.</w:t>
       </w:r>
     </w:p>
     <w:p>
@@ -356,60 +340,6 @@
         <w:pStyle w:val="Compact"/>
       </w:pPr>
       <w:r>
-        <w:t xml:space="preserve">Upon acceptance, the author will execute the IEEE Copyright Form per standard procedure.</w:t>
-      </w:r>
-    </w:p>
-    <w:p>
-      <w:pPr>
-        <w:pStyle w:val="FirstParagraph"/>
-      </w:pPr>
-      <w:r>
-        <w:t xml:space="preserve">I have submitted a separate brief inquiry to the TALE 2026 chairs regarding (a) the explicit PSPB-status of Research Square and (b) the availability of virtual presentation, and will follow whichever guidance is provided.</w:t>
-      </w:r>
-    </w:p>
-    <w:bookmarkEnd w:id="22"/>
-    <w:bookmarkStart w:id="23" w:name="statements"/>
-    <w:p>
-      <w:pPr>
-        <w:pStyle w:val="Heading2"/>
-      </w:pPr>
-      <w:r>
-        <w:t xml:space="preserve">Statements</w:t>
-      </w:r>
-    </w:p>
-    <w:p>
-      <w:pPr>
-        <w:numPr>
-          <w:ilvl w:val="0"/>
-          <w:numId w:val="1002"/>
-        </w:numPr>
-        <w:pStyle w:val="Compact"/>
-      </w:pPr>
-      <w:r>
-        <w:t xml:space="preserve">This is single-authored work. There are no co-authors.</w:t>
-      </w:r>
-    </w:p>
-    <w:p>
-      <w:pPr>
-        <w:numPr>
-          <w:ilvl w:val="0"/>
-          <w:numId w:val="1002"/>
-        </w:numPr>
-        <w:pStyle w:val="Compact"/>
-      </w:pPr>
-      <w:r>
-        <w:t xml:space="preserve">The manuscript has not been published in any peer-reviewed venue and is not under consideration elsewhere.</w:t>
-      </w:r>
-    </w:p>
-    <w:p>
-      <w:pPr>
-        <w:numPr>
-          <w:ilvl w:val="0"/>
-          <w:numId w:val="1002"/>
-        </w:numPr>
-        <w:pStyle w:val="Compact"/>
-      </w:pPr>
-      <w:r>
         <w:t xml:space="preserve">The author declares one disclosed conflict of interest: the corpus includes one of the author’s own previously published primary studies — Tokiwa, E. (2025),</w:t>
       </w:r>
       <w:r>
@@ -443,7 +373,7 @@
       <w:pPr>
         <w:numPr>
           <w:ilvl w:val="0"/>
-          <w:numId w:val="1002"/>
+          <w:numId w:val="1001"/>
         </w:numPr>
         <w:pStyle w:val="Compact"/>
       </w:pPr>
@@ -603,91 +533,6 @@
       </w:pPr>
     </w:lvl>
   </w:abstractNum>
-  <w:abstractNum w:abstractNumId="99411">
-    <w:nsid w:val="A99411"/>
-    <w:multiLevelType w:val="multilevel"/>
-    <w:lvl w:ilvl="0">
-      <w:start w:val="1"/>
-      <w:numFmt w:val="decimal"/>
-      <w:lvlText w:val="%1."/>
-      <w:lvlJc w:val="left"/>
-      <w:pPr>
-        <w:ind w:left="720" w:hanging="480"/>
-      </w:pPr>
-    </w:lvl>
-    <w:lvl w:ilvl="1">
-      <w:start w:val="1"/>
-      <w:numFmt w:val="decimal"/>
-      <w:lvlText w:val="%2."/>
-      <w:lvlJc w:val="left"/>
-      <w:pPr>
-        <w:ind w:left="1440" w:hanging="480"/>
-      </w:pPr>
-    </w:lvl>
-    <w:lvl w:ilvl="2">
-      <w:start w:val="1"/>
-      <w:numFmt w:val="decimal"/>
-      <w:lvlText w:val="%3."/>
-      <w:lvlJc w:val="left"/>
-      <w:pPr>
-        <w:ind w:left="2160" w:hanging="480"/>
-      </w:pPr>
-    </w:lvl>
-    <w:lvl w:ilvl="3">
-      <w:start w:val="1"/>
-      <w:numFmt w:val="decimal"/>
-      <w:lvlText w:val="%4."/>
-      <w:lvlJc w:val="left"/>
-      <w:pPr>
-        <w:ind w:left="2880" w:hanging="480"/>
-      </w:pPr>
-    </w:lvl>
-    <w:lvl w:ilvl="4">
-      <w:start w:val="1"/>
-      <w:numFmt w:val="decimal"/>
-      <w:lvlText w:val="%5."/>
-      <w:lvlJc w:val="left"/>
-      <w:pPr>
-        <w:ind w:left="3600" w:hanging="480"/>
-      </w:pPr>
-    </w:lvl>
-    <w:lvl w:ilvl="5">
-      <w:start w:val="1"/>
-      <w:numFmt w:val="decimal"/>
-      <w:lvlText w:val="%6."/>
-      <w:lvlJc w:val="left"/>
-      <w:pPr>
-        <w:ind w:left="4320" w:hanging="480"/>
-      </w:pPr>
-    </w:lvl>
-    <w:lvl w:ilvl="6">
-      <w:start w:val="1"/>
-      <w:numFmt w:val="decimal"/>
-      <w:lvlText w:val="%7."/>
-      <w:lvlJc w:val="left"/>
-      <w:pPr>
-        <w:ind w:left="5040" w:hanging="480"/>
-      </w:pPr>
-    </w:lvl>
-    <w:lvl w:ilvl="7">
-      <w:start w:val="1"/>
-      <w:numFmt w:val="decimal"/>
-      <w:lvlText w:val="%8."/>
-      <w:lvlJc w:val="left"/>
-      <w:pPr>
-        <w:ind w:left="5760" w:hanging="480"/>
-      </w:pPr>
-    </w:lvl>
-    <w:lvl w:ilvl="8">
-      <w:start w:val="1"/>
-      <w:numFmt w:val="decimal"/>
-      <w:lvlText w:val="%9."/>
-      <w:lvlJc w:val="left"/>
-      <w:pPr>
-        <w:ind w:left="6480" w:hanging="480"/>
-      </w:pPr>
-    </w:lvl>
-  </w:abstractNum>
   <w:abstractNum w:abstractNumId="991">
     <w:nsid w:val="A991"/>
     <w:multiLevelType w:val="multilevel"/>
@@ -768,36 +613,6 @@
     <w:abstractNumId w:val="990"/>
   </w:num>
   <w:num w:numId="1001">
-    <w:abstractNumId w:val="99411"/>
-    <w:lvlOverride w:ilvl="0">
-      <w:startOverride w:val="1"/>
-    </w:lvlOverride>
-    <w:lvlOverride w:ilvl="1">
-      <w:startOverride w:val="1"/>
-    </w:lvlOverride>
-    <w:lvlOverride w:ilvl="2">
-      <w:startOverride w:val="1"/>
-    </w:lvlOverride>
-    <w:lvlOverride w:ilvl="3">
-      <w:startOverride w:val="1"/>
-    </w:lvlOverride>
-    <w:lvlOverride w:ilvl="4">
-      <w:startOverride w:val="1"/>
-    </w:lvlOverride>
-    <w:lvlOverride w:ilvl="5">
-      <w:startOverride w:val="1"/>
-    </w:lvlOverride>
-    <w:lvlOverride w:ilvl="6">
-      <w:startOverride w:val="1"/>
-    </w:lvlOverride>
-    <w:lvlOverride w:ilvl="7">
-      <w:startOverride w:val="1"/>
-    </w:lvlOverride>
-    <w:lvlOverride w:ilvl="8">
-      <w:startOverride w:val="1"/>
-    </w:lvlOverride>
-  </w:num>
-  <w:num w:numId="1002">
     <w:abstractNumId w:val="991"/>
   </w:num>
 </w:numbering>
